--- a/test-lighting-output.docx
+++ b/test-lighting-output.docx
@@ -1342,7 +1342,7 @@
           <w:szCs w:val="28"/>
           <w:u w:val="single"/>
         </w:rPr>
-        <w:t xml:space="preserve">1. Тестовое место</w:t>
+        <w:t xml:space="preserve">1. Офис, 2. Цех</w:t>
       </w:r>
     </w:p>
     <w:p>
@@ -1581,7 +1581,7 @@
           <w:szCs w:val="24"/>
           <w:u w:val="single"/>
         </w:rPr>
-        <w:t xml:space="preserve">Тестирование генерации</w:t>
+        <w:t xml:space="preserve">Проверка section-rows</w:t>
       </w:r>
     </w:p>
     <w:p>
@@ -3613,6 +3613,35 @@
       </w:tr>
       <w:tr>
         <w:trPr>
+          <w:trHeight w:val="140"/>
+          <w:jc w:val="center"/>
+        </w:trPr>
+        <w:tc>
+          <w:tcPr>
+            <w:tcW w:w="14312" w:type="dxa"/>
+            <w:gridSpan w:val="9"/>
+            <w:vAlign w:val="center"/>
+          </w:tcPr>
+          <w:p>
+            <w:pPr>
+              <w:jc w:val="center"/>
+              <w:rPr>
+                <w:b/>
+                <w:lang w:eastAsia="ko-KR"/>
+              </w:rPr>
+            </w:pPr>
+            <w:r>
+              <w:rPr>
+                <w:b/>
+                <w:color w:val="000000"/>
+              </w:rPr>
+              <w:t>1. Административно – управленческий персонал</w:t>
+            </w:r>
+          </w:p>
+        </w:tc>
+      </w:tr>
+      <w:tr>
+        <w:trPr>
           <w:trHeight w:val="284"/>
           <w:jc w:val="center"/>
         </w:trPr>
@@ -3661,7 +3690,7 @@
               <w:jc w:val="center"/>
             </w:pPr>
             <w:r>
-              <w:t xml:space="preserve">Тестовая точка</w:t>
+              <w:t xml:space="preserve">Кабинет директора</w:t>
             </w:r>
           </w:p>
         </w:tc>
@@ -3691,7 +3720,7 @@
               <w:jc w:val="left"/>
             </w:pPr>
             <w:r>
-              <w:t xml:space="preserve">Искусственное</w:t>
+              <w:t xml:space="preserve">Искусственное общее</w:t>
             </w:r>
           </w:p>
         </w:tc>
@@ -3706,7 +3735,7 @@
               <w:jc w:val="left"/>
             </w:pPr>
             <w:r>
-              <w:t xml:space="preserve">Светодиодное</w:t>
+              <w:t xml:space="preserve">Люминесцентное, ЛБ-40</w:t>
             </w:r>
           </w:p>
         </w:tc>
@@ -3721,7 +3750,2211 @@
               <w:jc w:val="center"/>
             </w:pPr>
             <w:r>
-              <w:t xml:space="preserve">500</w:t>
+              <w:t xml:space="preserve">320</w:t>
+            </w:r>
+          </w:p>
+        </w:tc>
+        <w:tc>
+          <w:tcPr>
+            <w:tcW w:w="992" w:type="dxa"/>
+            <w:shd w:val="clear" w:color="auto" w:fill="auto"/>
+            <w:vAlign w:val="center"/>
+          </w:tcPr>
+          <w:p>
+            <w:pPr>
+              <w:jc w:val="center"/>
+            </w:pPr>
+            <w:r>
+              <w:t xml:space="preserve">-</w:t>
+            </w:r>
+          </w:p>
+        </w:tc>
+        <w:tc>
+          <w:tcPr>
+            <w:tcW w:w="1134" w:type="dxa"/>
+            <w:shd w:val="clear" w:color="auto" w:fill="auto"/>
+            <w:vAlign w:val="center"/>
+          </w:tcPr>
+          <w:p>
+            <w:pPr>
+              <w:jc w:val="center"/>
+            </w:pPr>
+            <w:r>
+              <w:t xml:space="preserve">300</w:t>
+            </w:r>
+          </w:p>
+        </w:tc>
+      </w:tr>
+      <w:tr>
+        <w:trPr>
+          <w:trHeight w:val="284"/>
+          <w:jc w:val="center"/>
+        </w:trPr>
+        <w:tc>
+          <w:tcPr>
+            <w:tcW w:w="552" w:type="dxa"/>
+            <w:vAlign w:val="center"/>
+          </w:tcPr>
+          <w:p>
+            <w:pPr>
+              <w:jc w:val="center"/>
+            </w:pPr>
+            <w:r>
+              <w:rPr>
+                <w:b/>
+                <w:bCs/>
+              </w:rPr>
+              <w:t xml:space="preserve">2</w:t>
+            </w:r>
+          </w:p>
+        </w:tc>
+        <w:tc>
+          <w:tcPr>
+            <w:tcW w:w="1053" w:type="dxa"/>
+            <w:vAlign w:val="center"/>
+          </w:tcPr>
+          <w:p>
+            <w:pPr>
+              <w:jc w:val="center"/>
+            </w:pPr>
+            <w:r>
+              <w:rPr>
+                <w:b/>
+                <w:bCs/>
+              </w:rPr>
+              <w:t xml:space="preserve">2т</w:t>
+            </w:r>
+          </w:p>
+        </w:tc>
+        <w:tc>
+          <w:tcPr>
+            <w:tcW w:w="2926" w:type="dxa"/>
+          </w:tcPr>
+          <w:p>
+            <w:pPr>
+              <w:jc w:val="center"/>
+            </w:pPr>
+            <w:r>
+              <w:t xml:space="preserve">Кабинет главного бухгалтера</w:t>
+            </w:r>
+          </w:p>
+        </w:tc>
+        <w:tc>
+          <w:tcPr>
+            <w:tcW w:w="1063" w:type="dxa"/>
+            <w:shd w:val="clear" w:color="auto" w:fill="auto"/>
+            <w:vAlign w:val="center"/>
+          </w:tcPr>
+          <w:p>
+            <w:pPr>
+              <w:jc w:val="center"/>
+            </w:pPr>
+            <w:r>
+              <w:t xml:space="preserve">А-1</w:t>
+            </w:r>
+          </w:p>
+        </w:tc>
+        <w:tc>
+          <w:tcPr>
+            <w:tcW w:w="2765" w:type="dxa"/>
+            <w:shd w:val="clear" w:color="auto" w:fill="auto"/>
+            <w:vAlign w:val="center"/>
+          </w:tcPr>
+          <w:p>
+            <w:pPr>
+              <w:jc w:val="left"/>
+            </w:pPr>
+            <w:r>
+              <w:t xml:space="preserve">Искусственное общее</w:t>
+            </w:r>
+          </w:p>
+        </w:tc>
+        <w:tc>
+          <w:tcPr>
+            <w:tcW w:w="2976" w:type="dxa"/>
+            <w:shd w:val="clear" w:color="auto" w:fill="auto"/>
+            <w:vAlign w:val="center"/>
+          </w:tcPr>
+          <w:p>
+            <w:pPr>
+              <w:jc w:val="left"/>
+            </w:pPr>
+            <w:r>
+              <w:t xml:space="preserve">Люминесцентное, ЛБ-40</w:t>
+            </w:r>
+          </w:p>
+        </w:tc>
+        <w:tc>
+          <w:tcPr>
+            <w:tcW w:w="851" w:type="dxa"/>
+            <w:shd w:val="clear" w:color="auto" w:fill="auto"/>
+            <w:vAlign w:val="center"/>
+          </w:tcPr>
+          <w:p>
+            <w:pPr>
+              <w:jc w:val="center"/>
+            </w:pPr>
+            <w:r>
+              <w:t xml:space="preserve">320</w:t>
+            </w:r>
+          </w:p>
+        </w:tc>
+        <w:tc>
+          <w:tcPr>
+            <w:tcW w:w="992" w:type="dxa"/>
+            <w:shd w:val="clear" w:color="auto" w:fill="auto"/>
+            <w:vAlign w:val="center"/>
+          </w:tcPr>
+          <w:p>
+            <w:pPr>
+              <w:jc w:val="center"/>
+            </w:pPr>
+            <w:r>
+              <w:t xml:space="preserve">-</w:t>
+            </w:r>
+          </w:p>
+        </w:tc>
+        <w:tc>
+          <w:tcPr>
+            <w:tcW w:w="1134" w:type="dxa"/>
+            <w:shd w:val="clear" w:color="auto" w:fill="auto"/>
+            <w:vAlign w:val="center"/>
+          </w:tcPr>
+          <w:p>
+            <w:pPr>
+              <w:jc w:val="center"/>
+            </w:pPr>
+            <w:r>
+              <w:t xml:space="preserve">300</w:t>
+            </w:r>
+          </w:p>
+        </w:tc>
+      </w:tr>
+      <w:tr>
+        <w:trPr>
+          <w:trHeight w:val="284"/>
+          <w:jc w:val="center"/>
+        </w:trPr>
+        <w:tc>
+          <w:tcPr>
+            <w:tcW w:w="552" w:type="dxa"/>
+            <w:vAlign w:val="center"/>
+          </w:tcPr>
+          <w:p>
+            <w:pPr>
+              <w:jc w:val="center"/>
+            </w:pPr>
+            <w:r>
+              <w:rPr>
+                <w:b/>
+                <w:bCs/>
+              </w:rPr>
+              <w:t xml:space="preserve">3</w:t>
+            </w:r>
+          </w:p>
+        </w:tc>
+        <w:tc>
+          <w:tcPr>
+            <w:tcW w:w="1053" w:type="dxa"/>
+            <w:vAlign w:val="center"/>
+          </w:tcPr>
+          <w:p>
+            <w:pPr>
+              <w:jc w:val="center"/>
+            </w:pPr>
+            <w:r>
+              <w:rPr>
+                <w:b/>
+                <w:bCs/>
+              </w:rPr>
+              <w:t xml:space="preserve">3т</w:t>
+            </w:r>
+          </w:p>
+        </w:tc>
+        <w:tc>
+          <w:tcPr>
+            <w:tcW w:w="2926" w:type="dxa"/>
+          </w:tcPr>
+          <w:p>
+            <w:pPr>
+              <w:jc w:val="center"/>
+            </w:pPr>
+            <w:r>
+              <w:t xml:space="preserve">Кабинет менеджера</w:t>
+            </w:r>
+          </w:p>
+        </w:tc>
+        <w:tc>
+          <w:tcPr>
+            <w:tcW w:w="1063" w:type="dxa"/>
+            <w:shd w:val="clear" w:color="auto" w:fill="auto"/>
+            <w:vAlign w:val="center"/>
+          </w:tcPr>
+          <w:p>
+            <w:pPr>
+              <w:jc w:val="center"/>
+            </w:pPr>
+            <w:r>
+              <w:t xml:space="preserve">А-1</w:t>
+            </w:r>
+          </w:p>
+        </w:tc>
+        <w:tc>
+          <w:tcPr>
+            <w:tcW w:w="2765" w:type="dxa"/>
+            <w:shd w:val="clear" w:color="auto" w:fill="auto"/>
+            <w:vAlign w:val="center"/>
+          </w:tcPr>
+          <w:p>
+            <w:pPr>
+              <w:jc w:val="left"/>
+            </w:pPr>
+            <w:r>
+              <w:t xml:space="preserve">Искусственное общее</w:t>
+            </w:r>
+          </w:p>
+        </w:tc>
+        <w:tc>
+          <w:tcPr>
+            <w:tcW w:w="2976" w:type="dxa"/>
+            <w:shd w:val="clear" w:color="auto" w:fill="auto"/>
+            <w:vAlign w:val="center"/>
+          </w:tcPr>
+          <w:p>
+            <w:pPr>
+              <w:jc w:val="left"/>
+            </w:pPr>
+            <w:r>
+              <w:t xml:space="preserve">Люминесцентное, ЛБ-40</w:t>
+            </w:r>
+          </w:p>
+        </w:tc>
+        <w:tc>
+          <w:tcPr>
+            <w:tcW w:w="851" w:type="dxa"/>
+            <w:shd w:val="clear" w:color="auto" w:fill="auto"/>
+            <w:vAlign w:val="center"/>
+          </w:tcPr>
+          <w:p>
+            <w:pPr>
+              <w:jc w:val="center"/>
+            </w:pPr>
+            <w:r>
+              <w:t xml:space="preserve">320</w:t>
+            </w:r>
+          </w:p>
+        </w:tc>
+        <w:tc>
+          <w:tcPr>
+            <w:tcW w:w="992" w:type="dxa"/>
+            <w:shd w:val="clear" w:color="auto" w:fill="auto"/>
+            <w:vAlign w:val="center"/>
+          </w:tcPr>
+          <w:p>
+            <w:pPr>
+              <w:jc w:val="center"/>
+            </w:pPr>
+            <w:r>
+              <w:t xml:space="preserve">-</w:t>
+            </w:r>
+          </w:p>
+        </w:tc>
+        <w:tc>
+          <w:tcPr>
+            <w:tcW w:w="1134" w:type="dxa"/>
+            <w:shd w:val="clear" w:color="auto" w:fill="auto"/>
+            <w:vAlign w:val="center"/>
+          </w:tcPr>
+          <w:p>
+            <w:pPr>
+              <w:jc w:val="center"/>
+            </w:pPr>
+            <w:r>
+              <w:t xml:space="preserve">300</w:t>
+            </w:r>
+          </w:p>
+        </w:tc>
+      </w:tr>
+      <w:tr>
+        <w:trPr>
+          <w:trHeight w:val="284"/>
+          <w:jc w:val="center"/>
+        </w:trPr>
+        <w:tc>
+          <w:tcPr>
+            <w:tcW w:w="552" w:type="dxa"/>
+            <w:vAlign w:val="center"/>
+          </w:tcPr>
+          <w:p>
+            <w:pPr>
+              <w:jc w:val="center"/>
+            </w:pPr>
+            <w:r>
+              <w:rPr>
+                <w:b/>
+                <w:bCs/>
+              </w:rPr>
+              <w:t xml:space="preserve">4</w:t>
+            </w:r>
+          </w:p>
+        </w:tc>
+        <w:tc>
+          <w:tcPr>
+            <w:tcW w:w="1053" w:type="dxa"/>
+            <w:vAlign w:val="center"/>
+          </w:tcPr>
+          <w:p>
+            <w:pPr>
+              <w:jc w:val="center"/>
+            </w:pPr>
+            <w:r>
+              <w:rPr>
+                <w:b/>
+                <w:bCs/>
+              </w:rPr>
+              <w:t xml:space="preserve">4т</w:t>
+            </w:r>
+          </w:p>
+        </w:tc>
+        <w:tc>
+          <w:tcPr>
+            <w:tcW w:w="2926" w:type="dxa"/>
+          </w:tcPr>
+          <w:p>
+            <w:pPr>
+              <w:jc w:val="center"/>
+            </w:pPr>
+            <w:r>
+              <w:t xml:space="preserve">Приёмная</w:t>
+            </w:r>
+          </w:p>
+        </w:tc>
+        <w:tc>
+          <w:tcPr>
+            <w:tcW w:w="1063" w:type="dxa"/>
+            <w:shd w:val="clear" w:color="auto" w:fill="auto"/>
+            <w:vAlign w:val="center"/>
+          </w:tcPr>
+          <w:p>
+            <w:pPr>
+              <w:jc w:val="center"/>
+            </w:pPr>
+            <w:r>
+              <w:t xml:space="preserve">А-1</w:t>
+            </w:r>
+          </w:p>
+        </w:tc>
+        <w:tc>
+          <w:tcPr>
+            <w:tcW w:w="2765" w:type="dxa"/>
+            <w:shd w:val="clear" w:color="auto" w:fill="auto"/>
+            <w:vAlign w:val="center"/>
+          </w:tcPr>
+          <w:p>
+            <w:pPr>
+              <w:jc w:val="left"/>
+            </w:pPr>
+            <w:r>
+              <w:t xml:space="preserve">Искусственное общее</w:t>
+            </w:r>
+          </w:p>
+        </w:tc>
+        <w:tc>
+          <w:tcPr>
+            <w:tcW w:w="2976" w:type="dxa"/>
+            <w:shd w:val="clear" w:color="auto" w:fill="auto"/>
+            <w:vAlign w:val="center"/>
+          </w:tcPr>
+          <w:p>
+            <w:pPr>
+              <w:jc w:val="left"/>
+            </w:pPr>
+            <w:r>
+              <w:t xml:space="preserve">Люминесцентное, ЛБ-40</w:t>
+            </w:r>
+          </w:p>
+        </w:tc>
+        <w:tc>
+          <w:tcPr>
+            <w:tcW w:w="851" w:type="dxa"/>
+            <w:shd w:val="clear" w:color="auto" w:fill="auto"/>
+            <w:vAlign w:val="center"/>
+          </w:tcPr>
+          <w:p>
+            <w:pPr>
+              <w:jc w:val="center"/>
+            </w:pPr>
+            <w:r>
+              <w:t xml:space="preserve">320</w:t>
+            </w:r>
+          </w:p>
+        </w:tc>
+        <w:tc>
+          <w:tcPr>
+            <w:tcW w:w="992" w:type="dxa"/>
+            <w:shd w:val="clear" w:color="auto" w:fill="auto"/>
+            <w:vAlign w:val="center"/>
+          </w:tcPr>
+          <w:p>
+            <w:pPr>
+              <w:jc w:val="center"/>
+            </w:pPr>
+            <w:r>
+              <w:t xml:space="preserve">-</w:t>
+            </w:r>
+          </w:p>
+        </w:tc>
+        <w:tc>
+          <w:tcPr>
+            <w:tcW w:w="1134" w:type="dxa"/>
+            <w:shd w:val="clear" w:color="auto" w:fill="auto"/>
+            <w:vAlign w:val="center"/>
+          </w:tcPr>
+          <w:p>
+            <w:pPr>
+              <w:jc w:val="center"/>
+            </w:pPr>
+            <w:r>
+              <w:t xml:space="preserve">300</w:t>
+            </w:r>
+          </w:p>
+        </w:tc>
+      </w:tr>
+      <w:tr>
+        <w:trPr>
+          <w:trHeight w:val="284"/>
+          <w:jc w:val="center"/>
+        </w:trPr>
+        <w:tc>
+          <w:tcPr>
+            <w:tcW w:w="552" w:type="dxa"/>
+            <w:vAlign w:val="center"/>
+          </w:tcPr>
+          <w:p>
+            <w:pPr>
+              <w:jc w:val="center"/>
+            </w:pPr>
+            <w:r>
+              <w:rPr>
+                <w:b/>
+                <w:bCs/>
+              </w:rPr>
+              <w:t xml:space="preserve">5</w:t>
+            </w:r>
+          </w:p>
+        </w:tc>
+        <w:tc>
+          <w:tcPr>
+            <w:tcW w:w="1053" w:type="dxa"/>
+            <w:vAlign w:val="center"/>
+          </w:tcPr>
+          <w:p>
+            <w:pPr>
+              <w:jc w:val="center"/>
+            </w:pPr>
+            <w:r>
+              <w:rPr>
+                <w:b/>
+                <w:bCs/>
+              </w:rPr>
+              <w:t xml:space="preserve">5т</w:t>
+            </w:r>
+          </w:p>
+        </w:tc>
+        <w:tc>
+          <w:tcPr>
+            <w:tcW w:w="2926" w:type="dxa"/>
+          </w:tcPr>
+          <w:p>
+            <w:pPr>
+              <w:jc w:val="center"/>
+            </w:pPr>
+            <w:r>
+              <w:t xml:space="preserve">Отдел кадров</w:t>
+            </w:r>
+          </w:p>
+        </w:tc>
+        <w:tc>
+          <w:tcPr>
+            <w:tcW w:w="1063" w:type="dxa"/>
+            <w:shd w:val="clear" w:color="auto" w:fill="auto"/>
+            <w:vAlign w:val="center"/>
+          </w:tcPr>
+          <w:p>
+            <w:pPr>
+              <w:jc w:val="center"/>
+            </w:pPr>
+            <w:r>
+              <w:t xml:space="preserve">А-1</w:t>
+            </w:r>
+          </w:p>
+        </w:tc>
+        <w:tc>
+          <w:tcPr>
+            <w:tcW w:w="2765" w:type="dxa"/>
+            <w:shd w:val="clear" w:color="auto" w:fill="auto"/>
+            <w:vAlign w:val="center"/>
+          </w:tcPr>
+          <w:p>
+            <w:pPr>
+              <w:jc w:val="left"/>
+            </w:pPr>
+            <w:r>
+              <w:t xml:space="preserve">Искусственное общее</w:t>
+            </w:r>
+          </w:p>
+        </w:tc>
+        <w:tc>
+          <w:tcPr>
+            <w:tcW w:w="2976" w:type="dxa"/>
+            <w:shd w:val="clear" w:color="auto" w:fill="auto"/>
+            <w:vAlign w:val="center"/>
+          </w:tcPr>
+          <w:p>
+            <w:pPr>
+              <w:jc w:val="left"/>
+            </w:pPr>
+            <w:r>
+              <w:t xml:space="preserve">Люминесцентное, ЛБ-40</w:t>
+            </w:r>
+          </w:p>
+        </w:tc>
+        <w:tc>
+          <w:tcPr>
+            <w:tcW w:w="851" w:type="dxa"/>
+            <w:shd w:val="clear" w:color="auto" w:fill="auto"/>
+            <w:vAlign w:val="center"/>
+          </w:tcPr>
+          <w:p>
+            <w:pPr>
+              <w:jc w:val="center"/>
+            </w:pPr>
+            <w:r>
+              <w:t xml:space="preserve">320</w:t>
+            </w:r>
+          </w:p>
+        </w:tc>
+        <w:tc>
+          <w:tcPr>
+            <w:tcW w:w="992" w:type="dxa"/>
+            <w:shd w:val="clear" w:color="auto" w:fill="auto"/>
+            <w:vAlign w:val="center"/>
+          </w:tcPr>
+          <w:p>
+            <w:pPr>
+              <w:jc w:val="center"/>
+            </w:pPr>
+            <w:r>
+              <w:t xml:space="preserve">-</w:t>
+            </w:r>
+          </w:p>
+        </w:tc>
+        <w:tc>
+          <w:tcPr>
+            <w:tcW w:w="1134" w:type="dxa"/>
+            <w:shd w:val="clear" w:color="auto" w:fill="auto"/>
+            <w:vAlign w:val="center"/>
+          </w:tcPr>
+          <w:p>
+            <w:pPr>
+              <w:jc w:val="center"/>
+            </w:pPr>
+            <w:r>
+              <w:t xml:space="preserve">300</w:t>
+            </w:r>
+          </w:p>
+        </w:tc>
+      </w:tr>
+      <w:tr>
+        <w:trPr>
+          <w:trHeight w:val="284"/>
+          <w:jc w:val="center"/>
+        </w:trPr>
+        <w:tc>
+          <w:tcPr>
+            <w:tcW w:w="552" w:type="dxa"/>
+            <w:vAlign w:val="center"/>
+          </w:tcPr>
+          <w:p>
+            <w:pPr>
+              <w:jc w:val="center"/>
+            </w:pPr>
+            <w:r>
+              <w:rPr>
+                <w:b/>
+                <w:bCs/>
+              </w:rPr>
+              <w:t xml:space="preserve">6</w:t>
+            </w:r>
+          </w:p>
+        </w:tc>
+        <w:tc>
+          <w:tcPr>
+            <w:tcW w:w="1053" w:type="dxa"/>
+            <w:vAlign w:val="center"/>
+          </w:tcPr>
+          <w:p>
+            <w:pPr>
+              <w:jc w:val="center"/>
+            </w:pPr>
+            <w:r>
+              <w:rPr>
+                <w:b/>
+                <w:bCs/>
+              </w:rPr>
+              <w:t xml:space="preserve">6т</w:t>
+            </w:r>
+          </w:p>
+        </w:tc>
+        <w:tc>
+          <w:tcPr>
+            <w:tcW w:w="2926" w:type="dxa"/>
+          </w:tcPr>
+          <w:p>
+            <w:pPr>
+              <w:jc w:val="center"/>
+            </w:pPr>
+            <w:r>
+              <w:t xml:space="preserve">Касса</w:t>
+            </w:r>
+          </w:p>
+        </w:tc>
+        <w:tc>
+          <w:tcPr>
+            <w:tcW w:w="1063" w:type="dxa"/>
+            <w:shd w:val="clear" w:color="auto" w:fill="auto"/>
+            <w:vAlign w:val="center"/>
+          </w:tcPr>
+          <w:p>
+            <w:pPr>
+              <w:jc w:val="center"/>
+            </w:pPr>
+            <w:r>
+              <w:t xml:space="preserve">А-1</w:t>
+            </w:r>
+          </w:p>
+        </w:tc>
+        <w:tc>
+          <w:tcPr>
+            <w:tcW w:w="2765" w:type="dxa"/>
+            <w:shd w:val="clear" w:color="auto" w:fill="auto"/>
+            <w:vAlign w:val="center"/>
+          </w:tcPr>
+          <w:p>
+            <w:pPr>
+              <w:jc w:val="left"/>
+            </w:pPr>
+            <w:r>
+              <w:t xml:space="preserve">Искусственное общее</w:t>
+            </w:r>
+          </w:p>
+        </w:tc>
+        <w:tc>
+          <w:tcPr>
+            <w:tcW w:w="2976" w:type="dxa"/>
+            <w:shd w:val="clear" w:color="auto" w:fill="auto"/>
+            <w:vAlign w:val="center"/>
+          </w:tcPr>
+          <w:p>
+            <w:pPr>
+              <w:jc w:val="left"/>
+            </w:pPr>
+            <w:r>
+              <w:t xml:space="preserve">Люминесцентное, ЛБ-40</w:t>
+            </w:r>
+          </w:p>
+        </w:tc>
+        <w:tc>
+          <w:tcPr>
+            <w:tcW w:w="851" w:type="dxa"/>
+            <w:shd w:val="clear" w:color="auto" w:fill="auto"/>
+            <w:vAlign w:val="center"/>
+          </w:tcPr>
+          <w:p>
+            <w:pPr>
+              <w:jc w:val="center"/>
+            </w:pPr>
+            <w:r>
+              <w:t xml:space="preserve">320</w:t>
+            </w:r>
+          </w:p>
+        </w:tc>
+        <w:tc>
+          <w:tcPr>
+            <w:tcW w:w="992" w:type="dxa"/>
+            <w:shd w:val="clear" w:color="auto" w:fill="auto"/>
+            <w:vAlign w:val="center"/>
+          </w:tcPr>
+          <w:p>
+            <w:pPr>
+              <w:jc w:val="center"/>
+            </w:pPr>
+            <w:r>
+              <w:t xml:space="preserve">-</w:t>
+            </w:r>
+          </w:p>
+        </w:tc>
+        <w:tc>
+          <w:tcPr>
+            <w:tcW w:w="1134" w:type="dxa"/>
+            <w:shd w:val="clear" w:color="auto" w:fill="auto"/>
+            <w:vAlign w:val="center"/>
+          </w:tcPr>
+          <w:p>
+            <w:pPr>
+              <w:jc w:val="center"/>
+            </w:pPr>
+            <w:r>
+              <w:t xml:space="preserve">300</w:t>
+            </w:r>
+          </w:p>
+        </w:tc>
+      </w:tr>
+      <w:tr>
+        <w:trPr>
+          <w:trHeight w:val="284"/>
+          <w:jc w:val="center"/>
+        </w:trPr>
+        <w:tc>
+          <w:tcPr>
+            <w:tcW w:w="552" w:type="dxa"/>
+            <w:vAlign w:val="center"/>
+          </w:tcPr>
+          <w:p>
+            <w:pPr>
+              <w:jc w:val="center"/>
+            </w:pPr>
+            <w:r>
+              <w:rPr>
+                <w:b/>
+                <w:bCs/>
+              </w:rPr>
+              <w:t xml:space="preserve">7</w:t>
+            </w:r>
+          </w:p>
+        </w:tc>
+        <w:tc>
+          <w:tcPr>
+            <w:tcW w:w="1053" w:type="dxa"/>
+            <w:vAlign w:val="center"/>
+          </w:tcPr>
+          <w:p>
+            <w:pPr>
+              <w:jc w:val="center"/>
+            </w:pPr>
+            <w:r>
+              <w:rPr>
+                <w:b/>
+                <w:bCs/>
+              </w:rPr>
+              <w:t xml:space="preserve">7т</w:t>
+            </w:r>
+          </w:p>
+        </w:tc>
+        <w:tc>
+          <w:tcPr>
+            <w:tcW w:w="2926" w:type="dxa"/>
+          </w:tcPr>
+          <w:p>
+            <w:pPr>
+              <w:jc w:val="center"/>
+            </w:pPr>
+            <w:r>
+              <w:t xml:space="preserve">Архив</w:t>
+            </w:r>
+          </w:p>
+        </w:tc>
+        <w:tc>
+          <w:tcPr>
+            <w:tcW w:w="1063" w:type="dxa"/>
+            <w:shd w:val="clear" w:color="auto" w:fill="auto"/>
+            <w:vAlign w:val="center"/>
+          </w:tcPr>
+          <w:p>
+            <w:pPr>
+              <w:jc w:val="center"/>
+            </w:pPr>
+            <w:r>
+              <w:t xml:space="preserve">А-1</w:t>
+            </w:r>
+          </w:p>
+        </w:tc>
+        <w:tc>
+          <w:tcPr>
+            <w:tcW w:w="2765" w:type="dxa"/>
+            <w:shd w:val="clear" w:color="auto" w:fill="auto"/>
+            <w:vAlign w:val="center"/>
+          </w:tcPr>
+          <w:p>
+            <w:pPr>
+              <w:jc w:val="left"/>
+            </w:pPr>
+            <w:r>
+              <w:t xml:space="preserve">Искусственное общее</w:t>
+            </w:r>
+          </w:p>
+        </w:tc>
+        <w:tc>
+          <w:tcPr>
+            <w:tcW w:w="2976" w:type="dxa"/>
+            <w:shd w:val="clear" w:color="auto" w:fill="auto"/>
+            <w:vAlign w:val="center"/>
+          </w:tcPr>
+          <w:p>
+            <w:pPr>
+              <w:jc w:val="left"/>
+            </w:pPr>
+            <w:r>
+              <w:t xml:space="preserve">Люминесцентное, ЛБ-40</w:t>
+            </w:r>
+          </w:p>
+        </w:tc>
+        <w:tc>
+          <w:tcPr>
+            <w:tcW w:w="851" w:type="dxa"/>
+            <w:shd w:val="clear" w:color="auto" w:fill="auto"/>
+            <w:vAlign w:val="center"/>
+          </w:tcPr>
+          <w:p>
+            <w:pPr>
+              <w:jc w:val="center"/>
+            </w:pPr>
+            <w:r>
+              <w:t xml:space="preserve">320</w:t>
+            </w:r>
+          </w:p>
+        </w:tc>
+        <w:tc>
+          <w:tcPr>
+            <w:tcW w:w="992" w:type="dxa"/>
+            <w:shd w:val="clear" w:color="auto" w:fill="auto"/>
+            <w:vAlign w:val="center"/>
+          </w:tcPr>
+          <w:p>
+            <w:pPr>
+              <w:jc w:val="center"/>
+            </w:pPr>
+            <w:r>
+              <w:t xml:space="preserve">-</w:t>
+            </w:r>
+          </w:p>
+        </w:tc>
+        <w:tc>
+          <w:tcPr>
+            <w:tcW w:w="1134" w:type="dxa"/>
+            <w:shd w:val="clear" w:color="auto" w:fill="auto"/>
+            <w:vAlign w:val="center"/>
+          </w:tcPr>
+          <w:p>
+            <w:pPr>
+              <w:jc w:val="center"/>
+            </w:pPr>
+            <w:r>
+              <w:t xml:space="preserve">300</w:t>
+            </w:r>
+          </w:p>
+        </w:tc>
+      </w:tr>
+      <w:tr>
+        <w:trPr>
+          <w:trHeight w:val="284"/>
+          <w:jc w:val="center"/>
+        </w:trPr>
+        <w:tc>
+          <w:tcPr>
+            <w:tcW w:w="552" w:type="dxa"/>
+            <w:vAlign w:val="center"/>
+          </w:tcPr>
+          <w:p>
+            <w:pPr>
+              <w:jc w:val="center"/>
+            </w:pPr>
+            <w:r>
+              <w:rPr>
+                <w:b/>
+                <w:bCs/>
+              </w:rPr>
+              <w:t xml:space="preserve">8</w:t>
+            </w:r>
+          </w:p>
+        </w:tc>
+        <w:tc>
+          <w:tcPr>
+            <w:tcW w:w="1053" w:type="dxa"/>
+            <w:vAlign w:val="center"/>
+          </w:tcPr>
+          <w:p>
+            <w:pPr>
+              <w:jc w:val="center"/>
+            </w:pPr>
+            <w:r>
+              <w:rPr>
+                <w:b/>
+                <w:bCs/>
+              </w:rPr>
+              <w:t xml:space="preserve">8т</w:t>
+            </w:r>
+          </w:p>
+        </w:tc>
+        <w:tc>
+          <w:tcPr>
+            <w:tcW w:w="2926" w:type="dxa"/>
+          </w:tcPr>
+          <w:p>
+            <w:pPr>
+              <w:jc w:val="center"/>
+            </w:pPr>
+            <w:r>
+              <w:t xml:space="preserve">Серверная</w:t>
+            </w:r>
+          </w:p>
+        </w:tc>
+        <w:tc>
+          <w:tcPr>
+            <w:tcW w:w="1063" w:type="dxa"/>
+            <w:shd w:val="clear" w:color="auto" w:fill="auto"/>
+            <w:vAlign w:val="center"/>
+          </w:tcPr>
+          <w:p>
+            <w:pPr>
+              <w:jc w:val="center"/>
+            </w:pPr>
+            <w:r>
+              <w:t xml:space="preserve">А-1</w:t>
+            </w:r>
+          </w:p>
+        </w:tc>
+        <w:tc>
+          <w:tcPr>
+            <w:tcW w:w="2765" w:type="dxa"/>
+            <w:shd w:val="clear" w:color="auto" w:fill="auto"/>
+            <w:vAlign w:val="center"/>
+          </w:tcPr>
+          <w:p>
+            <w:pPr>
+              <w:jc w:val="left"/>
+            </w:pPr>
+            <w:r>
+              <w:t xml:space="preserve">Искусственное общее</w:t>
+            </w:r>
+          </w:p>
+        </w:tc>
+        <w:tc>
+          <w:tcPr>
+            <w:tcW w:w="2976" w:type="dxa"/>
+            <w:shd w:val="clear" w:color="auto" w:fill="auto"/>
+            <w:vAlign w:val="center"/>
+          </w:tcPr>
+          <w:p>
+            <w:pPr>
+              <w:jc w:val="left"/>
+            </w:pPr>
+            <w:r>
+              <w:t xml:space="preserve">Люминесцентное, ЛБ-40</w:t>
+            </w:r>
+          </w:p>
+        </w:tc>
+        <w:tc>
+          <w:tcPr>
+            <w:tcW w:w="851" w:type="dxa"/>
+            <w:shd w:val="clear" w:color="auto" w:fill="auto"/>
+            <w:vAlign w:val="center"/>
+          </w:tcPr>
+          <w:p>
+            <w:pPr>
+              <w:jc w:val="center"/>
+            </w:pPr>
+            <w:r>
+              <w:t xml:space="preserve">320</w:t>
+            </w:r>
+          </w:p>
+        </w:tc>
+        <w:tc>
+          <w:tcPr>
+            <w:tcW w:w="992" w:type="dxa"/>
+            <w:shd w:val="clear" w:color="auto" w:fill="auto"/>
+            <w:vAlign w:val="center"/>
+          </w:tcPr>
+          <w:p>
+            <w:pPr>
+              <w:jc w:val="center"/>
+            </w:pPr>
+            <w:r>
+              <w:t xml:space="preserve">-</w:t>
+            </w:r>
+          </w:p>
+        </w:tc>
+        <w:tc>
+          <w:tcPr>
+            <w:tcW w:w="1134" w:type="dxa"/>
+            <w:shd w:val="clear" w:color="auto" w:fill="auto"/>
+            <w:vAlign w:val="center"/>
+          </w:tcPr>
+          <w:p>
+            <w:pPr>
+              <w:jc w:val="center"/>
+            </w:pPr>
+            <w:r>
+              <w:t xml:space="preserve">300</w:t>
+            </w:r>
+          </w:p>
+        </w:tc>
+      </w:tr>
+      <w:tr>
+        <w:trPr>
+          <w:trHeight w:val="284"/>
+          <w:jc w:val="center"/>
+        </w:trPr>
+        <w:tc>
+          <w:tcPr>
+            <w:tcW w:w="552" w:type="dxa"/>
+            <w:vAlign w:val="center"/>
+          </w:tcPr>
+          <w:p>
+            <w:pPr>
+              <w:jc w:val="center"/>
+            </w:pPr>
+            <w:r>
+              <w:rPr>
+                <w:b/>
+                <w:bCs/>
+              </w:rPr>
+              <w:t xml:space="preserve">9</w:t>
+            </w:r>
+          </w:p>
+        </w:tc>
+        <w:tc>
+          <w:tcPr>
+            <w:tcW w:w="1053" w:type="dxa"/>
+            <w:vAlign w:val="center"/>
+          </w:tcPr>
+          <w:p>
+            <w:pPr>
+              <w:jc w:val="center"/>
+            </w:pPr>
+            <w:r>
+              <w:rPr>
+                <w:b/>
+                <w:bCs/>
+              </w:rPr>
+              <w:t xml:space="preserve">9т</w:t>
+            </w:r>
+          </w:p>
+        </w:tc>
+        <w:tc>
+          <w:tcPr>
+            <w:tcW w:w="2926" w:type="dxa"/>
+          </w:tcPr>
+          <w:p>
+            <w:pPr>
+              <w:jc w:val="center"/>
+            </w:pPr>
+            <w:r>
+              <w:t xml:space="preserve">Кабинет юриста</w:t>
+            </w:r>
+          </w:p>
+        </w:tc>
+        <w:tc>
+          <w:tcPr>
+            <w:tcW w:w="1063" w:type="dxa"/>
+            <w:shd w:val="clear" w:color="auto" w:fill="auto"/>
+            <w:vAlign w:val="center"/>
+          </w:tcPr>
+          <w:p>
+            <w:pPr>
+              <w:jc w:val="center"/>
+            </w:pPr>
+            <w:r>
+              <w:t xml:space="preserve">А-1</w:t>
+            </w:r>
+          </w:p>
+        </w:tc>
+        <w:tc>
+          <w:tcPr>
+            <w:tcW w:w="2765" w:type="dxa"/>
+            <w:shd w:val="clear" w:color="auto" w:fill="auto"/>
+            <w:vAlign w:val="center"/>
+          </w:tcPr>
+          <w:p>
+            <w:pPr>
+              <w:jc w:val="left"/>
+            </w:pPr>
+            <w:r>
+              <w:t xml:space="preserve">Искусственное общее</w:t>
+            </w:r>
+          </w:p>
+        </w:tc>
+        <w:tc>
+          <w:tcPr>
+            <w:tcW w:w="2976" w:type="dxa"/>
+            <w:shd w:val="clear" w:color="auto" w:fill="auto"/>
+            <w:vAlign w:val="center"/>
+          </w:tcPr>
+          <w:p>
+            <w:pPr>
+              <w:jc w:val="left"/>
+            </w:pPr>
+            <w:r>
+              <w:t xml:space="preserve">Люминесцентное, ЛБ-40</w:t>
+            </w:r>
+          </w:p>
+        </w:tc>
+        <w:tc>
+          <w:tcPr>
+            <w:tcW w:w="851" w:type="dxa"/>
+            <w:shd w:val="clear" w:color="auto" w:fill="auto"/>
+            <w:vAlign w:val="center"/>
+          </w:tcPr>
+          <w:p>
+            <w:pPr>
+              <w:jc w:val="center"/>
+            </w:pPr>
+            <w:r>
+              <w:t xml:space="preserve">320</w:t>
+            </w:r>
+          </w:p>
+        </w:tc>
+        <w:tc>
+          <w:tcPr>
+            <w:tcW w:w="992" w:type="dxa"/>
+            <w:shd w:val="clear" w:color="auto" w:fill="auto"/>
+            <w:vAlign w:val="center"/>
+          </w:tcPr>
+          <w:p>
+            <w:pPr>
+              <w:jc w:val="center"/>
+            </w:pPr>
+            <w:r>
+              <w:t xml:space="preserve">-</w:t>
+            </w:r>
+          </w:p>
+        </w:tc>
+        <w:tc>
+          <w:tcPr>
+            <w:tcW w:w="1134" w:type="dxa"/>
+            <w:shd w:val="clear" w:color="auto" w:fill="auto"/>
+            <w:vAlign w:val="center"/>
+          </w:tcPr>
+          <w:p>
+            <w:pPr>
+              <w:jc w:val="center"/>
+            </w:pPr>
+            <w:r>
+              <w:t xml:space="preserve">300</w:t>
+            </w:r>
+          </w:p>
+        </w:tc>
+      </w:tr>
+      <w:tr>
+        <w:trPr>
+          <w:trHeight w:val="284"/>
+          <w:jc w:val="center"/>
+        </w:trPr>
+        <w:tc>
+          <w:tcPr>
+            <w:tcW w:w="552" w:type="dxa"/>
+            <w:vAlign w:val="center"/>
+          </w:tcPr>
+          <w:p>
+            <w:pPr>
+              <w:jc w:val="center"/>
+            </w:pPr>
+            <w:r>
+              <w:rPr>
+                <w:b/>
+                <w:bCs/>
+              </w:rPr>
+              <w:t xml:space="preserve">10</w:t>
+            </w:r>
+          </w:p>
+        </w:tc>
+        <w:tc>
+          <w:tcPr>
+            <w:tcW w:w="1053" w:type="dxa"/>
+            <w:vAlign w:val="center"/>
+          </w:tcPr>
+          <w:p>
+            <w:pPr>
+              <w:jc w:val="center"/>
+            </w:pPr>
+            <w:r>
+              <w:rPr>
+                <w:b/>
+                <w:bCs/>
+              </w:rPr>
+              <w:t xml:space="preserve">10т</w:t>
+            </w:r>
+          </w:p>
+        </w:tc>
+        <w:tc>
+          <w:tcPr>
+            <w:tcW w:w="2926" w:type="dxa"/>
+          </w:tcPr>
+          <w:p>
+            <w:pPr>
+              <w:jc w:val="center"/>
+            </w:pPr>
+            <w:r>
+              <w:t xml:space="preserve">Зал переговоров</w:t>
+            </w:r>
+          </w:p>
+        </w:tc>
+        <w:tc>
+          <w:tcPr>
+            <w:tcW w:w="1063" w:type="dxa"/>
+            <w:shd w:val="clear" w:color="auto" w:fill="auto"/>
+            <w:vAlign w:val="center"/>
+          </w:tcPr>
+          <w:p>
+            <w:pPr>
+              <w:jc w:val="center"/>
+            </w:pPr>
+            <w:r>
+              <w:t xml:space="preserve">А-1</w:t>
+            </w:r>
+          </w:p>
+        </w:tc>
+        <w:tc>
+          <w:tcPr>
+            <w:tcW w:w="2765" w:type="dxa"/>
+            <w:shd w:val="clear" w:color="auto" w:fill="auto"/>
+            <w:vAlign w:val="center"/>
+          </w:tcPr>
+          <w:p>
+            <w:pPr>
+              <w:jc w:val="left"/>
+            </w:pPr>
+            <w:r>
+              <w:t xml:space="preserve">Искусственное общее</w:t>
+            </w:r>
+          </w:p>
+        </w:tc>
+        <w:tc>
+          <w:tcPr>
+            <w:tcW w:w="2976" w:type="dxa"/>
+            <w:shd w:val="clear" w:color="auto" w:fill="auto"/>
+            <w:vAlign w:val="center"/>
+          </w:tcPr>
+          <w:p>
+            <w:pPr>
+              <w:jc w:val="left"/>
+            </w:pPr>
+            <w:r>
+              <w:t xml:space="preserve">Люминесцентное, ЛБ-40</w:t>
+            </w:r>
+          </w:p>
+        </w:tc>
+        <w:tc>
+          <w:tcPr>
+            <w:tcW w:w="851" w:type="dxa"/>
+            <w:shd w:val="clear" w:color="auto" w:fill="auto"/>
+            <w:vAlign w:val="center"/>
+          </w:tcPr>
+          <w:p>
+            <w:pPr>
+              <w:jc w:val="center"/>
+            </w:pPr>
+            <w:r>
+              <w:t xml:space="preserve">320</w:t>
+            </w:r>
+          </w:p>
+        </w:tc>
+        <w:tc>
+          <w:tcPr>
+            <w:tcW w:w="992" w:type="dxa"/>
+            <w:shd w:val="clear" w:color="auto" w:fill="auto"/>
+            <w:vAlign w:val="center"/>
+          </w:tcPr>
+          <w:p>
+            <w:pPr>
+              <w:jc w:val="center"/>
+            </w:pPr>
+            <w:r>
+              <w:t xml:space="preserve">-</w:t>
+            </w:r>
+          </w:p>
+        </w:tc>
+        <w:tc>
+          <w:tcPr>
+            <w:tcW w:w="1134" w:type="dxa"/>
+            <w:shd w:val="clear" w:color="auto" w:fill="auto"/>
+            <w:vAlign w:val="center"/>
+          </w:tcPr>
+          <w:p>
+            <w:pPr>
+              <w:jc w:val="center"/>
+            </w:pPr>
+            <w:r>
+              <w:t xml:space="preserve">300</w:t>
+            </w:r>
+          </w:p>
+        </w:tc>
+      </w:tr>
+      <w:tr>
+        <w:trPr>
+          <w:trHeight w:val="284"/>
+          <w:jc w:val="center"/>
+        </w:trPr>
+        <w:tc>
+          <w:tcPr>
+            <w:tcW w:w="552" w:type="dxa"/>
+            <w:vAlign w:val="center"/>
+          </w:tcPr>
+          <w:p>
+            <w:pPr>
+              <w:jc w:val="center"/>
+            </w:pPr>
+            <w:r>
+              <w:rPr>
+                <w:b/>
+                <w:bCs/>
+              </w:rPr>
+              <w:t xml:space="preserve">11</w:t>
+            </w:r>
+          </w:p>
+        </w:tc>
+        <w:tc>
+          <w:tcPr>
+            <w:tcW w:w="1053" w:type="dxa"/>
+            <w:vAlign w:val="center"/>
+          </w:tcPr>
+          <w:p>
+            <w:pPr>
+              <w:jc w:val="center"/>
+            </w:pPr>
+            <w:r>
+              <w:rPr>
+                <w:b/>
+                <w:bCs/>
+              </w:rPr>
+              <w:t xml:space="preserve">11т</w:t>
+            </w:r>
+          </w:p>
+        </w:tc>
+        <w:tc>
+          <w:tcPr>
+            <w:tcW w:w="2926" w:type="dxa"/>
+          </w:tcPr>
+          <w:p>
+            <w:pPr>
+              <w:jc w:val="center"/>
+            </w:pPr>
+            <w:r>
+              <w:t xml:space="preserve">Кабинет экономиста</w:t>
+            </w:r>
+          </w:p>
+        </w:tc>
+        <w:tc>
+          <w:tcPr>
+            <w:tcW w:w="1063" w:type="dxa"/>
+            <w:shd w:val="clear" w:color="auto" w:fill="auto"/>
+            <w:vAlign w:val="center"/>
+          </w:tcPr>
+          <w:p>
+            <w:pPr>
+              <w:jc w:val="center"/>
+            </w:pPr>
+            <w:r>
+              <w:t xml:space="preserve">А-1</w:t>
+            </w:r>
+          </w:p>
+        </w:tc>
+        <w:tc>
+          <w:tcPr>
+            <w:tcW w:w="2765" w:type="dxa"/>
+            <w:shd w:val="clear" w:color="auto" w:fill="auto"/>
+            <w:vAlign w:val="center"/>
+          </w:tcPr>
+          <w:p>
+            <w:pPr>
+              <w:jc w:val="left"/>
+            </w:pPr>
+            <w:r>
+              <w:t xml:space="preserve">Искусственное общее</w:t>
+            </w:r>
+          </w:p>
+        </w:tc>
+        <w:tc>
+          <w:tcPr>
+            <w:tcW w:w="2976" w:type="dxa"/>
+            <w:shd w:val="clear" w:color="auto" w:fill="auto"/>
+            <w:vAlign w:val="center"/>
+          </w:tcPr>
+          <w:p>
+            <w:pPr>
+              <w:jc w:val="left"/>
+            </w:pPr>
+            <w:r>
+              <w:t xml:space="preserve">Люминесцентное, ЛБ-40</w:t>
+            </w:r>
+          </w:p>
+        </w:tc>
+        <w:tc>
+          <w:tcPr>
+            <w:tcW w:w="851" w:type="dxa"/>
+            <w:shd w:val="clear" w:color="auto" w:fill="auto"/>
+            <w:vAlign w:val="center"/>
+          </w:tcPr>
+          <w:p>
+            <w:pPr>
+              <w:jc w:val="center"/>
+            </w:pPr>
+            <w:r>
+              <w:t xml:space="preserve">320</w:t>
+            </w:r>
+          </w:p>
+        </w:tc>
+        <w:tc>
+          <w:tcPr>
+            <w:tcW w:w="992" w:type="dxa"/>
+            <w:shd w:val="clear" w:color="auto" w:fill="auto"/>
+            <w:vAlign w:val="center"/>
+          </w:tcPr>
+          <w:p>
+            <w:pPr>
+              <w:jc w:val="center"/>
+            </w:pPr>
+            <w:r>
+              <w:t xml:space="preserve">-</w:t>
+            </w:r>
+          </w:p>
+        </w:tc>
+        <w:tc>
+          <w:tcPr>
+            <w:tcW w:w="1134" w:type="dxa"/>
+            <w:shd w:val="clear" w:color="auto" w:fill="auto"/>
+            <w:vAlign w:val="center"/>
+          </w:tcPr>
+          <w:p>
+            <w:pPr>
+              <w:jc w:val="center"/>
+            </w:pPr>
+            <w:r>
+              <w:t xml:space="preserve">300</w:t>
+            </w:r>
+          </w:p>
+        </w:tc>
+      </w:tr>
+      <w:tr>
+        <w:trPr>
+          <w:trHeight w:val="284"/>
+          <w:jc w:val="center"/>
+        </w:trPr>
+        <w:tc>
+          <w:tcPr>
+            <w:tcW w:w="552" w:type="dxa"/>
+            <w:vAlign w:val="center"/>
+          </w:tcPr>
+          <w:p>
+            <w:pPr>
+              <w:jc w:val="center"/>
+            </w:pPr>
+            <w:r>
+              <w:rPr>
+                <w:b/>
+                <w:bCs/>
+              </w:rPr>
+              <w:t xml:space="preserve">12</w:t>
+            </w:r>
+          </w:p>
+        </w:tc>
+        <w:tc>
+          <w:tcPr>
+            <w:tcW w:w="1053" w:type="dxa"/>
+            <w:vAlign w:val="center"/>
+          </w:tcPr>
+          <w:p>
+            <w:pPr>
+              <w:jc w:val="center"/>
+            </w:pPr>
+            <w:r>
+              <w:rPr>
+                <w:b/>
+                <w:bCs/>
+              </w:rPr>
+              <w:t xml:space="preserve">12т</w:t>
+            </w:r>
+          </w:p>
+        </w:tc>
+        <w:tc>
+          <w:tcPr>
+            <w:tcW w:w="2926" w:type="dxa"/>
+          </w:tcPr>
+          <w:p>
+            <w:pPr>
+              <w:jc w:val="center"/>
+            </w:pPr>
+            <w:r>
+              <w:t xml:space="preserve">Кабинет ОТ</w:t>
+            </w:r>
+          </w:p>
+        </w:tc>
+        <w:tc>
+          <w:tcPr>
+            <w:tcW w:w="1063" w:type="dxa"/>
+            <w:shd w:val="clear" w:color="auto" w:fill="auto"/>
+            <w:vAlign w:val="center"/>
+          </w:tcPr>
+          <w:p>
+            <w:pPr>
+              <w:jc w:val="center"/>
+            </w:pPr>
+            <w:r>
+              <w:t xml:space="preserve">А-1</w:t>
+            </w:r>
+          </w:p>
+        </w:tc>
+        <w:tc>
+          <w:tcPr>
+            <w:tcW w:w="2765" w:type="dxa"/>
+            <w:shd w:val="clear" w:color="auto" w:fill="auto"/>
+            <w:vAlign w:val="center"/>
+          </w:tcPr>
+          <w:p>
+            <w:pPr>
+              <w:jc w:val="left"/>
+            </w:pPr>
+            <w:r>
+              <w:t xml:space="preserve">Искусственное общее</w:t>
+            </w:r>
+          </w:p>
+        </w:tc>
+        <w:tc>
+          <w:tcPr>
+            <w:tcW w:w="2976" w:type="dxa"/>
+            <w:shd w:val="clear" w:color="auto" w:fill="auto"/>
+            <w:vAlign w:val="center"/>
+          </w:tcPr>
+          <w:p>
+            <w:pPr>
+              <w:jc w:val="left"/>
+            </w:pPr>
+            <w:r>
+              <w:t xml:space="preserve">Люминесцентное, ЛБ-40</w:t>
+            </w:r>
+          </w:p>
+        </w:tc>
+        <w:tc>
+          <w:tcPr>
+            <w:tcW w:w="851" w:type="dxa"/>
+            <w:shd w:val="clear" w:color="auto" w:fill="auto"/>
+            <w:vAlign w:val="center"/>
+          </w:tcPr>
+          <w:p>
+            <w:pPr>
+              <w:jc w:val="center"/>
+            </w:pPr>
+            <w:r>
+              <w:t xml:space="preserve">320</w:t>
+            </w:r>
+          </w:p>
+        </w:tc>
+        <w:tc>
+          <w:tcPr>
+            <w:tcW w:w="992" w:type="dxa"/>
+            <w:shd w:val="clear" w:color="auto" w:fill="auto"/>
+            <w:vAlign w:val="center"/>
+          </w:tcPr>
+          <w:p>
+            <w:pPr>
+              <w:jc w:val="center"/>
+            </w:pPr>
+            <w:r>
+              <w:t xml:space="preserve">-</w:t>
+            </w:r>
+          </w:p>
+        </w:tc>
+        <w:tc>
+          <w:tcPr>
+            <w:tcW w:w="1134" w:type="dxa"/>
+            <w:shd w:val="clear" w:color="auto" w:fill="auto"/>
+            <w:vAlign w:val="center"/>
+          </w:tcPr>
+          <w:p>
+            <w:pPr>
+              <w:jc w:val="center"/>
+            </w:pPr>
+            <w:r>
+              <w:t xml:space="preserve">300</w:t>
+            </w:r>
+          </w:p>
+        </w:tc>
+      </w:tr>
+      <w:tr>
+        <w:trPr>
+          <w:trHeight w:val="284"/>
+          <w:jc w:val="center"/>
+        </w:trPr>
+        <w:tc>
+          <w:tcPr>
+            <w:tcW w:w="552" w:type="dxa"/>
+            <w:vAlign w:val="center"/>
+          </w:tcPr>
+          <w:p>
+            <w:pPr>
+              <w:jc w:val="center"/>
+            </w:pPr>
+            <w:r>
+              <w:rPr>
+                <w:b/>
+                <w:bCs/>
+              </w:rPr>
+              <w:t xml:space="preserve">13</w:t>
+            </w:r>
+          </w:p>
+        </w:tc>
+        <w:tc>
+          <w:tcPr>
+            <w:tcW w:w="1053" w:type="dxa"/>
+            <w:vAlign w:val="center"/>
+          </w:tcPr>
+          <w:p>
+            <w:pPr>
+              <w:jc w:val="center"/>
+            </w:pPr>
+            <w:r>
+              <w:rPr>
+                <w:b/>
+                <w:bCs/>
+              </w:rPr>
+              <w:t xml:space="preserve">13т</w:t>
+            </w:r>
+          </w:p>
+        </w:tc>
+        <w:tc>
+          <w:tcPr>
+            <w:tcW w:w="2926" w:type="dxa"/>
+          </w:tcPr>
+          <w:p>
+            <w:pPr>
+              <w:jc w:val="center"/>
+            </w:pPr>
+            <w:r>
+              <w:t xml:space="preserve">Кабинет инженера</w:t>
+            </w:r>
+          </w:p>
+        </w:tc>
+        <w:tc>
+          <w:tcPr>
+            <w:tcW w:w="1063" w:type="dxa"/>
+            <w:shd w:val="clear" w:color="auto" w:fill="auto"/>
+            <w:vAlign w:val="center"/>
+          </w:tcPr>
+          <w:p>
+            <w:pPr>
+              <w:jc w:val="center"/>
+            </w:pPr>
+            <w:r>
+              <w:t xml:space="preserve">А-1</w:t>
+            </w:r>
+          </w:p>
+        </w:tc>
+        <w:tc>
+          <w:tcPr>
+            <w:tcW w:w="2765" w:type="dxa"/>
+            <w:shd w:val="clear" w:color="auto" w:fill="auto"/>
+            <w:vAlign w:val="center"/>
+          </w:tcPr>
+          <w:p>
+            <w:pPr>
+              <w:jc w:val="left"/>
+            </w:pPr>
+            <w:r>
+              <w:t xml:space="preserve">Искусственное общее</w:t>
+            </w:r>
+          </w:p>
+        </w:tc>
+        <w:tc>
+          <w:tcPr>
+            <w:tcW w:w="2976" w:type="dxa"/>
+            <w:shd w:val="clear" w:color="auto" w:fill="auto"/>
+            <w:vAlign w:val="center"/>
+          </w:tcPr>
+          <w:p>
+            <w:pPr>
+              <w:jc w:val="left"/>
+            </w:pPr>
+            <w:r>
+              <w:t xml:space="preserve">Люминесцентное, ЛБ-40</w:t>
+            </w:r>
+          </w:p>
+        </w:tc>
+        <w:tc>
+          <w:tcPr>
+            <w:tcW w:w="851" w:type="dxa"/>
+            <w:shd w:val="clear" w:color="auto" w:fill="auto"/>
+            <w:vAlign w:val="center"/>
+          </w:tcPr>
+          <w:p>
+            <w:pPr>
+              <w:jc w:val="center"/>
+            </w:pPr>
+            <w:r>
+              <w:t xml:space="preserve">320</w:t>
+            </w:r>
+          </w:p>
+        </w:tc>
+        <w:tc>
+          <w:tcPr>
+            <w:tcW w:w="992" w:type="dxa"/>
+            <w:shd w:val="clear" w:color="auto" w:fill="auto"/>
+            <w:vAlign w:val="center"/>
+          </w:tcPr>
+          <w:p>
+            <w:pPr>
+              <w:jc w:val="center"/>
+            </w:pPr>
+            <w:r>
+              <w:t xml:space="preserve">-</w:t>
+            </w:r>
+          </w:p>
+        </w:tc>
+        <w:tc>
+          <w:tcPr>
+            <w:tcW w:w="1134" w:type="dxa"/>
+            <w:shd w:val="clear" w:color="auto" w:fill="auto"/>
+            <w:vAlign w:val="center"/>
+          </w:tcPr>
+          <w:p>
+            <w:pPr>
+              <w:jc w:val="center"/>
+            </w:pPr>
+            <w:r>
+              <w:t xml:space="preserve">300</w:t>
+            </w:r>
+          </w:p>
+        </w:tc>
+      </w:tr>
+      <w:tr>
+        <w:trPr>
+          <w:trHeight w:val="284"/>
+          <w:jc w:val="center"/>
+        </w:trPr>
+        <w:tc>
+          <w:tcPr>
+            <w:tcW w:w="14312" w:type="dxa"/>
+            <w:gridSpan w:val="9"/>
+            <w:vAlign w:val="center"/>
+          </w:tcPr>
+          <w:p>
+            <w:pPr>
+              <w:jc w:val="center"/>
+              <w:rPr>
+                <w:i/>
+                <w:color w:val="000000"/>
+              </w:rPr>
+            </w:pPr>
+            <w:r>
+              <w:rPr>
+                <w:b/>
+                <w:bCs/>
+              </w:rPr>
+              <w:t>2. Производственный персонал</w:t>
+            </w:r>
+          </w:p>
+        </w:tc>
+      </w:tr>
+      <w:tr>
+        <w:trPr>
+          <w:trHeight w:val="284"/>
+          <w:jc w:val="center"/>
+        </w:trPr>
+        <w:tc>
+          <w:tcPr>
+            <w:tcW w:w="552" w:type="dxa"/>
+            <w:vAlign w:val="center"/>
+          </w:tcPr>
+          <w:p>
+            <w:pPr>
+              <w:jc w:val="center"/>
+            </w:pPr>
+            <w:r>
+              <w:rPr>
+                <w:b/>
+                <w:bCs/>
+              </w:rPr>
+              <w:t xml:space="preserve">14</w:t>
+            </w:r>
+          </w:p>
+        </w:tc>
+        <w:tc>
+          <w:tcPr>
+            <w:tcW w:w="1053" w:type="dxa"/>
+            <w:vAlign w:val="center"/>
+          </w:tcPr>
+          <w:p>
+            <w:pPr>
+              <w:jc w:val="center"/>
+            </w:pPr>
+            <w:r>
+              <w:rPr>
+                <w:b/>
+                <w:bCs/>
+              </w:rPr>
+              <w:t xml:space="preserve">14т</w:t>
+            </w:r>
+          </w:p>
+        </w:tc>
+        <w:tc>
+          <w:tcPr>
+            <w:tcW w:w="2926" w:type="dxa"/>
+          </w:tcPr>
+          <w:p>
+            <w:pPr>
+              <w:jc w:val="center"/>
+            </w:pPr>
+            <w:r>
+              <w:t xml:space="preserve">Цех №1</w:t>
+            </w:r>
+          </w:p>
+        </w:tc>
+        <w:tc>
+          <w:tcPr>
+            <w:tcW w:w="1063" w:type="dxa"/>
+            <w:shd w:val="clear" w:color="auto" w:fill="auto"/>
+            <w:vAlign w:val="center"/>
+          </w:tcPr>
+          <w:p>
+            <w:pPr>
+              <w:jc w:val="center"/>
+            </w:pPr>
+            <w:r>
+              <w:t xml:space="preserve">А-1</w:t>
+            </w:r>
+          </w:p>
+        </w:tc>
+        <w:tc>
+          <w:tcPr>
+            <w:tcW w:w="2765" w:type="dxa"/>
+            <w:shd w:val="clear" w:color="auto" w:fill="auto"/>
+            <w:vAlign w:val="center"/>
+          </w:tcPr>
+          <w:p>
+            <w:pPr>
+              <w:jc w:val="left"/>
+            </w:pPr>
+            <w:r>
+              <w:t xml:space="preserve">Искусственное общее</w:t>
+            </w:r>
+          </w:p>
+        </w:tc>
+        <w:tc>
+          <w:tcPr>
+            <w:tcW w:w="2976" w:type="dxa"/>
+            <w:shd w:val="clear" w:color="auto" w:fill="auto"/>
+            <w:vAlign w:val="center"/>
+          </w:tcPr>
+          <w:p>
+            <w:pPr>
+              <w:jc w:val="left"/>
+            </w:pPr>
+            <w:r>
+              <w:t xml:space="preserve">Люминесцентное, ЛБ-40</w:t>
+            </w:r>
+          </w:p>
+        </w:tc>
+        <w:tc>
+          <w:tcPr>
+            <w:tcW w:w="851" w:type="dxa"/>
+            <w:shd w:val="clear" w:color="auto" w:fill="auto"/>
+            <w:vAlign w:val="center"/>
+          </w:tcPr>
+          <w:p>
+            <w:pPr>
+              <w:jc w:val="center"/>
+            </w:pPr>
+            <w:r>
+              <w:t xml:space="preserve">320</w:t>
+            </w:r>
+          </w:p>
+        </w:tc>
+        <w:tc>
+          <w:tcPr>
+            <w:tcW w:w="992" w:type="dxa"/>
+            <w:shd w:val="clear" w:color="auto" w:fill="auto"/>
+            <w:vAlign w:val="center"/>
+          </w:tcPr>
+          <w:p>
+            <w:pPr>
+              <w:jc w:val="center"/>
+            </w:pPr>
+            <w:r>
+              <w:t xml:space="preserve">-</w:t>
+            </w:r>
+          </w:p>
+        </w:tc>
+        <w:tc>
+          <w:tcPr>
+            <w:tcW w:w="1134" w:type="dxa"/>
+            <w:shd w:val="clear" w:color="auto" w:fill="auto"/>
+            <w:vAlign w:val="center"/>
+          </w:tcPr>
+          <w:p>
+            <w:pPr>
+              <w:jc w:val="center"/>
+            </w:pPr>
+            <w:r>
+              <w:t xml:space="preserve">300</w:t>
+            </w:r>
+          </w:p>
+        </w:tc>
+      </w:tr>
+      <w:tr>
+        <w:trPr>
+          <w:trHeight w:val="284"/>
+          <w:jc w:val="center"/>
+        </w:trPr>
+        <w:tc>
+          <w:tcPr>
+            <w:tcW w:w="552" w:type="dxa"/>
+            <w:vAlign w:val="center"/>
+          </w:tcPr>
+          <w:p>
+            <w:pPr>
+              <w:jc w:val="center"/>
+            </w:pPr>
+            <w:r>
+              <w:rPr>
+                <w:b/>
+                <w:bCs/>
+              </w:rPr>
+              <w:t xml:space="preserve">15</w:t>
+            </w:r>
+          </w:p>
+        </w:tc>
+        <w:tc>
+          <w:tcPr>
+            <w:tcW w:w="1053" w:type="dxa"/>
+            <w:vAlign w:val="center"/>
+          </w:tcPr>
+          <w:p>
+            <w:pPr>
+              <w:jc w:val="center"/>
+            </w:pPr>
+            <w:r>
+              <w:rPr>
+                <w:b/>
+                <w:bCs/>
+              </w:rPr>
+              <w:t xml:space="preserve">15т</w:t>
+            </w:r>
+          </w:p>
+        </w:tc>
+        <w:tc>
+          <w:tcPr>
+            <w:tcW w:w="2926" w:type="dxa"/>
+          </w:tcPr>
+          <w:p>
+            <w:pPr>
+              <w:jc w:val="center"/>
+            </w:pPr>
+            <w:r>
+              <w:t xml:space="preserve">Цех №2</w:t>
+            </w:r>
+          </w:p>
+        </w:tc>
+        <w:tc>
+          <w:tcPr>
+            <w:tcW w:w="1063" w:type="dxa"/>
+            <w:shd w:val="clear" w:color="auto" w:fill="auto"/>
+            <w:vAlign w:val="center"/>
+          </w:tcPr>
+          <w:p>
+            <w:pPr>
+              <w:jc w:val="center"/>
+            </w:pPr>
+            <w:r>
+              <w:t xml:space="preserve">А-1</w:t>
+            </w:r>
+          </w:p>
+        </w:tc>
+        <w:tc>
+          <w:tcPr>
+            <w:tcW w:w="2765" w:type="dxa"/>
+            <w:shd w:val="clear" w:color="auto" w:fill="auto"/>
+            <w:vAlign w:val="center"/>
+          </w:tcPr>
+          <w:p>
+            <w:pPr>
+              <w:jc w:val="left"/>
+            </w:pPr>
+            <w:r>
+              <w:t xml:space="preserve">Искусственное общее</w:t>
+            </w:r>
+          </w:p>
+        </w:tc>
+        <w:tc>
+          <w:tcPr>
+            <w:tcW w:w="2976" w:type="dxa"/>
+            <w:shd w:val="clear" w:color="auto" w:fill="auto"/>
+            <w:vAlign w:val="center"/>
+          </w:tcPr>
+          <w:p>
+            <w:pPr>
+              <w:jc w:val="left"/>
+            </w:pPr>
+            <w:r>
+              <w:t xml:space="preserve">Люминесцентное, ЛБ-40</w:t>
+            </w:r>
+          </w:p>
+        </w:tc>
+        <w:tc>
+          <w:tcPr>
+            <w:tcW w:w="851" w:type="dxa"/>
+            <w:shd w:val="clear" w:color="auto" w:fill="auto"/>
+            <w:vAlign w:val="center"/>
+          </w:tcPr>
+          <w:p>
+            <w:pPr>
+              <w:jc w:val="center"/>
+            </w:pPr>
+            <w:r>
+              <w:t xml:space="preserve">320</w:t>
+            </w:r>
+          </w:p>
+        </w:tc>
+        <w:tc>
+          <w:tcPr>
+            <w:tcW w:w="992" w:type="dxa"/>
+            <w:shd w:val="clear" w:color="auto" w:fill="auto"/>
+            <w:vAlign w:val="center"/>
+          </w:tcPr>
+          <w:p>
+            <w:pPr>
+              <w:jc w:val="center"/>
+            </w:pPr>
+            <w:r>
+              <w:t xml:space="preserve">-</w:t>
+            </w:r>
+          </w:p>
+        </w:tc>
+        <w:tc>
+          <w:tcPr>
+            <w:tcW w:w="1134" w:type="dxa"/>
+            <w:shd w:val="clear" w:color="auto" w:fill="auto"/>
+            <w:vAlign w:val="center"/>
+          </w:tcPr>
+          <w:p>
+            <w:pPr>
+              <w:jc w:val="center"/>
+            </w:pPr>
+            <w:r>
+              <w:t xml:space="preserve">300</w:t>
+            </w:r>
+          </w:p>
+        </w:tc>
+      </w:tr>
+      <w:tr>
+        <w:trPr>
+          <w:trHeight w:val="284"/>
+          <w:jc w:val="center"/>
+        </w:trPr>
+        <w:tc>
+          <w:tcPr>
+            <w:tcW w:w="552" w:type="dxa"/>
+            <w:vAlign w:val="center"/>
+          </w:tcPr>
+          <w:p>
+            <w:pPr>
+              <w:jc w:val="center"/>
+            </w:pPr>
+            <w:r>
+              <w:rPr>
+                <w:b/>
+                <w:bCs/>
+              </w:rPr>
+              <w:t xml:space="preserve">16</w:t>
+            </w:r>
+          </w:p>
+        </w:tc>
+        <w:tc>
+          <w:tcPr>
+            <w:tcW w:w="1053" w:type="dxa"/>
+            <w:vAlign w:val="center"/>
+          </w:tcPr>
+          <w:p>
+            <w:pPr>
+              <w:jc w:val="center"/>
+            </w:pPr>
+            <w:r>
+              <w:rPr>
+                <w:b/>
+                <w:bCs/>
+              </w:rPr>
+              <w:t xml:space="preserve">16т</w:t>
+            </w:r>
+          </w:p>
+        </w:tc>
+        <w:tc>
+          <w:tcPr>
+            <w:tcW w:w="2926" w:type="dxa"/>
+          </w:tcPr>
+          <w:p>
+            <w:pPr>
+              <w:jc w:val="center"/>
+            </w:pPr>
+            <w:r>
+              <w:t xml:space="preserve">Склад готовой продукции</w:t>
+            </w:r>
+          </w:p>
+        </w:tc>
+        <w:tc>
+          <w:tcPr>
+            <w:tcW w:w="1063" w:type="dxa"/>
+            <w:shd w:val="clear" w:color="auto" w:fill="auto"/>
+            <w:vAlign w:val="center"/>
+          </w:tcPr>
+          <w:p>
+            <w:pPr>
+              <w:jc w:val="center"/>
+            </w:pPr>
+            <w:r>
+              <w:t xml:space="preserve">А-1</w:t>
+            </w:r>
+          </w:p>
+        </w:tc>
+        <w:tc>
+          <w:tcPr>
+            <w:tcW w:w="2765" w:type="dxa"/>
+            <w:shd w:val="clear" w:color="auto" w:fill="auto"/>
+            <w:vAlign w:val="center"/>
+          </w:tcPr>
+          <w:p>
+            <w:pPr>
+              <w:jc w:val="left"/>
+            </w:pPr>
+            <w:r>
+              <w:t xml:space="preserve">Искусственное общее</w:t>
+            </w:r>
+          </w:p>
+        </w:tc>
+        <w:tc>
+          <w:tcPr>
+            <w:tcW w:w="2976" w:type="dxa"/>
+            <w:shd w:val="clear" w:color="auto" w:fill="auto"/>
+            <w:vAlign w:val="center"/>
+          </w:tcPr>
+          <w:p>
+            <w:pPr>
+              <w:jc w:val="left"/>
+            </w:pPr>
+            <w:r>
+              <w:t xml:space="preserve">Люминесцентное, ЛБ-40</w:t>
+            </w:r>
+          </w:p>
+        </w:tc>
+        <w:tc>
+          <w:tcPr>
+            <w:tcW w:w="851" w:type="dxa"/>
+            <w:shd w:val="clear" w:color="auto" w:fill="auto"/>
+            <w:vAlign w:val="center"/>
+          </w:tcPr>
+          <w:p>
+            <w:pPr>
+              <w:jc w:val="center"/>
+            </w:pPr>
+            <w:r>
+              <w:t xml:space="preserve">320</w:t>
             </w:r>
           </w:p>
         </w:tc>
